--- a/story-revised/CoG - Chapter 6 Scenario A.docx
+++ b/story-revised/CoG - Chapter 6 Scenario A.docx
@@ -157,38 +157,7 @@
     </w:p>
     <w:p>
       <w:r>
-        <w:t>Torres shook her head. [[BEGIN: DELANEY_ALIVE]]</w:t>
-      </w:r>
-    </w:p>
-    <w:p>
-      <w:r>
-        <w:t>"We've tripled security. Nobody gets to Delaney without going through a small army first."</w:t>
-      </w:r>
-    </w:p>
-    <w:p>
-      <w:r>
-        <w:t>[[END: DELANEY_ALIVE]]</w:t>
-      </w:r>
-    </w:p>
-    <w:p/>
-    <w:p>
-      <w:r>
-        <w:t>[[BEGIN: DELANEY_DEAD]]</w:t>
-      </w:r>
-    </w:p>
-    <w:p>
-      <w:r>
-        <w:t>Torres nodded grimly. "At least we don't have to worry about protecting Delaney anymore. One less vulnerability."</w:t>
-      </w:r>
-    </w:p>
-    <w:p>
-      <w:r>
-        <w:t>The words hit Kael like a blow. Delaney was dead because of choices made in the heat of the moment—choices that had seemed necessary at the time.</w:t>
-      </w:r>
-    </w:p>
-    <w:p>
-      <w:r>
-        <w:t>[[END: DELANEY_DEAD]]</w:t>
+        <w:t>Torres shook her head. "We've tripled security. Nobody gets to Delaney without going through a small army first."</w:t>
       </w:r>
     </w:p>
     <w:p>

--- a/story-revised/CoG - Chapter 6 Scenario A.docx
+++ b/story-revised/CoG - Chapter 6 Scenario A.docx
@@ -983,6 +983,10 @@
       <w:r>
         <w:t>Then The Whisper lowered the scalpel.</w:t>
       </w:r>
+      <w:r>
+        <w:br/>
+        <w:t>[[END: INNOCENT_BLOOD]]</w:t>
+      </w:r>
     </w:p>
     <w:p/>
     <w:p>
@@ -1065,11 +1069,7 @@
         <w:t>→ FLOWS TO: Chapter 7, State Y (The Fractured Psyche)</w:t>
       </w:r>
     </w:p>
-    <w:p>
-      <w:r>
-        <w:t>[[END: INNOCENT_BLOOD]]</w:t>
-      </w:r>
-    </w:p>
+    <w:p/>
     <w:sectPr>
       <w:pgSz w:w="12240" w:h="15840"/>
       <w:pgMar w:top="1440" w:right="1800" w:bottom="1440" w:left="1800" w:header="720" w:footer="720" w:gutter="0"/>

--- a/story-revised/CoG - Chapter 6 Scenario A.docx
+++ b/story-revised/CoG - Chapter 6 Scenario A.docx
@@ -983,10 +983,6 @@
       <w:r>
         <w:t>Then The Whisper lowered the scalpel.</w:t>
       </w:r>
-      <w:r>
-        <w:br/>
-        <w:t>[[END: INNOCENT_BLOOD]]</w:t>
-      </w:r>
     </w:p>
     <w:p/>
     <w:p>
@@ -1069,7 +1065,11 @@
         <w:t>→ FLOWS TO: Chapter 7, State Y (The Fractured Psyche)</w:t>
       </w:r>
     </w:p>
-    <w:p/>
+    <w:p>
+      <w:r>
+        <w:t>[[END: INNOCENT_BLOOD]]</w:t>
+      </w:r>
+    </w:p>
     <w:sectPr>
       <w:pgSz w:w="12240" w:h="15840"/>
       <w:pgMar w:top="1440" w:right="1800" w:bottom="1440" w:left="1800" w:header="720" w:footer="720" w:gutter="0"/>

--- a/story-revised/CoG - Chapter 6 Scenario A.docx
+++ b/story-revised/CoG - Chapter 6 Scenario A.docx
@@ -157,7 +157,38 @@
     </w:p>
     <w:p>
       <w:r>
-        <w:t>Torres shook her head. "We've tripled security. Nobody gets to Delaney without going through a small army first."</w:t>
+        <w:t>Torres shook her head. [[BEGIN: DELANEY_ALIVE]]</w:t>
+      </w:r>
+    </w:p>
+    <w:p>
+      <w:r>
+        <w:t>"We've tripled security. Nobody gets to Delaney without going through a small army first."</w:t>
+      </w:r>
+    </w:p>
+    <w:p>
+      <w:r>
+        <w:t>[[END: DELANEY_ALIVE]]</w:t>
+      </w:r>
+    </w:p>
+    <w:p/>
+    <w:p>
+      <w:r>
+        <w:t>[[BEGIN: DELANEY_DEAD]]</w:t>
+      </w:r>
+    </w:p>
+    <w:p>
+      <w:r>
+        <w:t>Torres nodded grimly. "At least we don't have to worry about protecting Delaney anymore. One less vulnerability."</w:t>
+      </w:r>
+    </w:p>
+    <w:p>
+      <w:r>
+        <w:t>The words hit Kael like a blow. Delaney was dead because of choices made in the heat of the moment—choices that had seemed necessary at the time.</w:t>
+      </w:r>
+    </w:p>
+    <w:p>
+      <w:r>
+        <w:t>[[END: DELANEY_DEAD]]</w:t>
       </w:r>
     </w:p>
     <w:p>
